--- a/public/doc/emr/print_ranap_dewasa_perawat.docx
+++ b/public/doc/emr/print_ranap_dewasa_perawat.docx
@@ -505,7 +505,23 @@
                 <w:color w:val="FFFFFF" w:themeColor="background1"/>
                 <w:sz w:val="26"/>
               </w:rPr>
-              <w:t xml:space="preserve">PENGKAJIAN RAWAT </w:t>
+              <w:t>PENGKAJIAN</w:t>
+            </w:r>
+            <w:r>
+              <w:rPr>
+                <w:b/>
+                <w:color w:val="FFFFFF" w:themeColor="background1"/>
+                <w:sz w:val="26"/>
+              </w:rPr>
+              <w:t xml:space="preserve"> AWAL</w:t>
+            </w:r>
+            <w:r>
+              <w:rPr>
+                <w:b/>
+                <w:color w:val="FFFFFF" w:themeColor="background1"/>
+                <w:sz w:val="26"/>
+              </w:rPr>
+              <w:t xml:space="preserve"> RAWAT </w:t>
             </w:r>
             <w:r>
               <w:rPr>
